--- a/5_semester/Кроссплатформенное/КП_лр2.docx
+++ b/5_semester/Кроссплатформенное/КП_лр2.docx
@@ -14,8 +14,6 @@
           <w:szCs w:val="22"/>
         </w:rPr>
       </w:pPr>
-      <w:bookmarkStart w:id="0" w:name="_GoBack"/>
-      <w:bookmarkEnd w:id="0"/>
       <w:r>
         <w:rPr>
           <w:spacing w:val="-4"/>
@@ -1154,10 +1152,10 @@
           <w:cols w:space="720"/>
         </w:sectPr>
       </w:pPr>
-      <w:bookmarkStart w:id="1" w:name="ПРИЛОЖЕНИЕ_А"/>
-      <w:bookmarkStart w:id="2" w:name="_bookmark9"/>
+      <w:bookmarkStart w:id="0" w:name="ПРИЛОЖЕНИЕ_А"/>
+      <w:bookmarkStart w:id="1" w:name="_bookmark9"/>
+      <w:bookmarkEnd w:id="0"/>
       <w:bookmarkEnd w:id="1"/>
-      <w:bookmarkEnd w:id="2"/>
     </w:p>
     <w:sdt>
       <w:sdtPr>
@@ -1238,13 +1236,13 @@
               <w:szCs w:val="22"/>
             </w:rPr>
           </w:pPr>
-          <w:hyperlink w:anchor="_Toc209988481" w:history="1">
+          <w:hyperlink w:anchor="_Toc210309467" w:history="1">
             <w:r>
               <w:rPr>
                 <w:rStyle w:val="a7"/>
                 <w:bCs/>
               </w:rPr>
-              <w:t>1 Задание</w:t>
+              <w:t>1. Задание</w:t>
             </w:r>
             <w:r>
               <w:rPr>
@@ -1262,7 +1260,7 @@
               <w:rPr>
                 <w:webHidden/>
               </w:rPr>
-              <w:instrText xml:space="preserve"> PAGEREF _Toc209988481 \h </w:instrText>
+              <w:instrText xml:space="preserve"> PAGEREF _Toc210309467 \h </w:instrText>
             </w:r>
             <w:r>
               <w:rPr>
@@ -1299,13 +1297,13 @@
               <w:szCs w:val="22"/>
             </w:rPr>
           </w:pPr>
-          <w:hyperlink w:anchor="_Toc209988482" w:history="1">
+          <w:hyperlink w:anchor="_Toc210309468" w:history="1">
             <w:r>
               <w:rPr>
                 <w:rStyle w:val="a7"/>
                 <w:bCs/>
               </w:rPr>
-              <w:t>2 Результат работы программы</w:t>
+              <w:t>2. Ход работы</w:t>
             </w:r>
             <w:r>
               <w:rPr>
@@ -1323,7 +1321,7 @@
               <w:rPr>
                 <w:webHidden/>
               </w:rPr>
-              <w:instrText xml:space="preserve"> PAGEREF _Toc209988482 \h </w:instrText>
+              <w:instrText xml:space="preserve"> PAGEREF _Toc210309468 \h </w:instrText>
             </w:r>
             <w:r>
               <w:rPr>
@@ -1360,13 +1358,13 @@
               <w:szCs w:val="22"/>
             </w:rPr>
           </w:pPr>
-          <w:hyperlink w:anchor="_Toc209988483" w:history="1">
+          <w:hyperlink w:anchor="_Toc210309469" w:history="1">
             <w:r>
               <w:rPr>
                 <w:rStyle w:val="a7"/>
                 <w:bCs/>
               </w:rPr>
-              <w:t>3 Листинг с кодом программы</w:t>
+              <w:t>3. Результат работы программы</w:t>
             </w:r>
             <w:r>
               <w:rPr>
@@ -1384,7 +1382,7 @@
               <w:rPr>
                 <w:webHidden/>
               </w:rPr>
-              <w:instrText xml:space="preserve"> PAGEREF _Toc209988483 \h </w:instrText>
+              <w:instrText xml:space="preserve"> PAGEREF _Toc210309469 \h </w:instrText>
             </w:r>
             <w:r>
               <w:rPr>
@@ -1401,7 +1399,129 @@
               <w:rPr>
                 <w:webHidden/>
               </w:rPr>
-              <w:t>5</w:t>
+              <w:t>4</w:t>
+            </w:r>
+            <w:r>
+              <w:rPr>
+                <w:webHidden/>
+              </w:rPr>
+              <w:fldChar w:fldCharType="end"/>
+            </w:r>
+          </w:hyperlink>
+        </w:p>
+        <w:p>
+          <w:pPr>
+            <w:pStyle w:val="1"/>
+            <w:rPr>
+              <w:rFonts w:asciiTheme="minorHAnsi" w:eastAsiaTheme="minorEastAsia" w:hAnsiTheme="minorHAnsi" w:cstheme="minorBidi"/>
+              <w:color w:val="auto"/>
+              <w:sz w:val="22"/>
+              <w:szCs w:val="22"/>
+            </w:rPr>
+          </w:pPr>
+          <w:hyperlink w:anchor="_Toc210309470" w:history="1">
+            <w:r>
+              <w:rPr>
+                <w:rStyle w:val="a7"/>
+                <w:bCs/>
+              </w:rPr>
+              <w:t>4. Вывод</w:t>
+            </w:r>
+            <w:r>
+              <w:rPr>
+                <w:webHidden/>
+              </w:rPr>
+              <w:tab/>
+            </w:r>
+            <w:r>
+              <w:rPr>
+                <w:webHidden/>
+              </w:rPr>
+              <w:fldChar w:fldCharType="begin"/>
+            </w:r>
+            <w:r>
+              <w:rPr>
+                <w:webHidden/>
+              </w:rPr>
+              <w:instrText xml:space="preserve"> PAGEREF _Toc210309470 \h </w:instrText>
+            </w:r>
+            <w:r>
+              <w:rPr>
+                <w:webHidden/>
+              </w:rPr>
+            </w:r>
+            <w:r>
+              <w:rPr>
+                <w:webHidden/>
+              </w:rPr>
+              <w:fldChar w:fldCharType="separate"/>
+            </w:r>
+            <w:r>
+              <w:rPr>
+                <w:webHidden/>
+              </w:rPr>
+              <w:t>6</w:t>
+            </w:r>
+            <w:r>
+              <w:rPr>
+                <w:webHidden/>
+              </w:rPr>
+              <w:fldChar w:fldCharType="end"/>
+            </w:r>
+          </w:hyperlink>
+        </w:p>
+        <w:p>
+          <w:pPr>
+            <w:pStyle w:val="1"/>
+            <w:rPr>
+              <w:rFonts w:asciiTheme="minorHAnsi" w:eastAsiaTheme="minorEastAsia" w:hAnsiTheme="minorHAnsi" w:cstheme="minorBidi"/>
+              <w:color w:val="auto"/>
+              <w:sz w:val="22"/>
+              <w:szCs w:val="22"/>
+            </w:rPr>
+          </w:pPr>
+          <w:hyperlink w:anchor="_Toc210309471" w:history="1">
+            <w:r>
+              <w:rPr>
+                <w:rStyle w:val="a7"/>
+                <w:bCs/>
+              </w:rPr>
+              <w:t>5. Листинг с кодом программы</w:t>
+            </w:r>
+            <w:r>
+              <w:rPr>
+                <w:webHidden/>
+              </w:rPr>
+              <w:tab/>
+            </w:r>
+            <w:r>
+              <w:rPr>
+                <w:webHidden/>
+              </w:rPr>
+              <w:fldChar w:fldCharType="begin"/>
+            </w:r>
+            <w:r>
+              <w:rPr>
+                <w:webHidden/>
+              </w:rPr>
+              <w:instrText xml:space="preserve"> PAGEREF _Toc210309471 \h </w:instrText>
+            </w:r>
+            <w:r>
+              <w:rPr>
+                <w:webHidden/>
+              </w:rPr>
+            </w:r>
+            <w:r>
+              <w:rPr>
+                <w:webHidden/>
+              </w:rPr>
+              <w:fldChar w:fldCharType="separate"/>
+            </w:r>
+            <w:r>
+              <w:rPr>
+                <w:webHidden/>
+              </w:rPr>
+              <w:t>7</w:t>
             </w:r>
             <w:r>
               <w:rPr>
@@ -1438,7 +1558,7 @@
           <w:szCs w:val="28"/>
         </w:rPr>
       </w:pPr>
-      <w:bookmarkStart w:id="3" w:name="_Toc145966784"/>
+      <w:bookmarkStart w:id="2" w:name="_Toc145966784"/>
       <w:r>
         <w:rPr>
           <w:sz w:val="28"/>
@@ -1459,7 +1579,7 @@
           <w:szCs w:val="28"/>
         </w:rPr>
       </w:pPr>
-      <w:bookmarkStart w:id="4" w:name="_Toc209988481"/>
+      <w:bookmarkStart w:id="3" w:name="_Toc210309467"/>
       <w:r>
         <w:rPr>
           <w:b/>
@@ -1468,9 +1588,8 @@
           <w:szCs w:val="28"/>
         </w:rPr>
         <w:lastRenderedPageBreak/>
-        <w:t xml:space="preserve">1 </w:t>
-      </w:r>
-      <w:bookmarkEnd w:id="3"/>
+        <w:t>1</w:t>
+      </w:r>
       <w:r>
         <w:rPr>
           <w:b/>
@@ -1478,9 +1597,28 @@
           <w:sz w:val="28"/>
           <w:szCs w:val="28"/>
         </w:rPr>
+        <w:t>.</w:t>
+      </w:r>
+      <w:r>
+        <w:rPr>
+          <w:b/>
+          <w:bCs/>
+          <w:sz w:val="28"/>
+          <w:szCs w:val="28"/>
+        </w:rPr>
+        <w:t xml:space="preserve"> </w:t>
+      </w:r>
+      <w:bookmarkEnd w:id="2"/>
+      <w:r>
+        <w:rPr>
+          <w:b/>
+          <w:bCs/>
+          <w:sz w:val="28"/>
+          <w:szCs w:val="28"/>
+        </w:rPr>
         <w:t>Задание</w:t>
       </w:r>
-      <w:bookmarkEnd w:id="4"/>
+      <w:bookmarkEnd w:id="3"/>
     </w:p>
     <w:p>
       <w:pPr>
@@ -1669,13 +1807,233 @@
     <w:p>
       <w:pPr>
         <w:spacing w:line="360" w:lineRule="auto"/>
+        <w:ind w:firstLine="720"/>
+        <w:jc w:val="both"/>
+        <w:outlineLvl w:val="0"/>
+        <w:rPr>
+          <w:b/>
+          <w:bCs/>
+          <w:sz w:val="28"/>
+          <w:szCs w:val="28"/>
+        </w:rPr>
+      </w:pPr>
+      <w:bookmarkStart w:id="4" w:name="_Toc210309063"/>
+      <w:r>
+        <w:rPr>
+          <w:b/>
+          <w:bCs/>
+          <w:sz w:val="28"/>
+          <w:szCs w:val="28"/>
+        </w:rPr>
+        <w:br w:type="page"/>
+      </w:r>
+    </w:p>
+    <w:p>
+      <w:pPr>
+        <w:spacing w:line="360" w:lineRule="auto"/>
+        <w:ind w:firstLine="720"/>
+        <w:jc w:val="both"/>
+        <w:outlineLvl w:val="0"/>
+        <w:rPr>
+          <w:b/>
+          <w:bCs/>
+          <w:sz w:val="28"/>
+          <w:szCs w:val="28"/>
+        </w:rPr>
+      </w:pPr>
+      <w:bookmarkStart w:id="5" w:name="_Toc210309468"/>
+      <w:r>
+        <w:rPr>
+          <w:b/>
+          <w:bCs/>
+          <w:sz w:val="28"/>
+          <w:szCs w:val="28"/>
+        </w:rPr>
+        <w:lastRenderedPageBreak/>
+        <w:t>2. Ход работы</w:t>
+      </w:r>
+      <w:bookmarkEnd w:id="4"/>
+      <w:bookmarkEnd w:id="5"/>
+    </w:p>
+    <w:p>
+      <w:pPr>
+        <w:spacing w:line="360" w:lineRule="auto"/>
+        <w:ind w:firstLine="720"/>
+        <w:jc w:val="both"/>
+        <w:rPr>
+          <w:sz w:val="28"/>
+          <w:szCs w:val="28"/>
+        </w:rPr>
+      </w:pPr>
+      <w:r>
+        <w:rPr>
+          <w:sz w:val="28"/>
+          <w:szCs w:val="28"/>
+        </w:rPr>
+        <w:t xml:space="preserve">В ходе выполнения лабораторной работы была разработана программа на языке </w:t>
+      </w:r>
+      <w:proofErr w:type="spellStart"/>
+      <w:r>
+        <w:rPr>
+          <w:sz w:val="28"/>
+          <w:szCs w:val="28"/>
+        </w:rPr>
+        <w:t>Kotlin</w:t>
+      </w:r>
+      <w:proofErr w:type="spellEnd"/>
+      <w:r>
+        <w:rPr>
+          <w:sz w:val="28"/>
+          <w:szCs w:val="28"/>
+        </w:rPr>
+        <w:t xml:space="preserve">, которая демонстрирует основы многопоточного и потокового программирования. В программе реализована функция сложения чисел, принимающая поток целых значений и вычисляющая их сумму. Далее была создана функция для обработки потока исполнителей, которая формирует список строк с их именами и местом происхождения. Кроме того, была реализована функция для работы с потоком альбомов, которая отбирает только те, что содержат не более трёх треков. Для организации данных использовались классы </w:t>
+      </w:r>
+      <w:proofErr w:type="spellStart"/>
+      <w:r>
+        <w:rPr>
+          <w:sz w:val="28"/>
+          <w:szCs w:val="28"/>
+        </w:rPr>
+        <w:t>Artist</w:t>
+      </w:r>
+      <w:proofErr w:type="spellEnd"/>
+      <w:r>
+        <w:rPr>
+          <w:sz w:val="28"/>
+          <w:szCs w:val="28"/>
+        </w:rPr>
+        <w:t xml:space="preserve">, </w:t>
+      </w:r>
+      <w:proofErr w:type="spellStart"/>
+      <w:r>
+        <w:rPr>
+          <w:sz w:val="28"/>
+          <w:szCs w:val="28"/>
+        </w:rPr>
+        <w:t>Album</w:t>
+      </w:r>
+      <w:proofErr w:type="spellEnd"/>
+      <w:r>
+        <w:rPr>
+          <w:sz w:val="28"/>
+          <w:szCs w:val="28"/>
+        </w:rPr>
+        <w:t xml:space="preserve"> и </w:t>
+      </w:r>
+      <w:proofErr w:type="spellStart"/>
+      <w:r>
+        <w:rPr>
+          <w:sz w:val="28"/>
+          <w:szCs w:val="28"/>
+        </w:rPr>
+        <w:t>Track</w:t>
+      </w:r>
+      <w:proofErr w:type="spellEnd"/>
+      <w:r>
+        <w:rPr>
+          <w:sz w:val="28"/>
+          <w:szCs w:val="28"/>
+        </w:rPr>
+        <w:t>, что позволило структурировать информацию и упростить обработку коллекций.</w:t>
+      </w:r>
+    </w:p>
+    <w:p>
+      <w:pPr>
+        <w:spacing w:line="360" w:lineRule="auto"/>
         <w:ind w:firstLine="709"/>
-        <w:jc w:val="center"/>
-        <w:rPr>
-          <w:sz w:val="28"/>
-          <w:szCs w:val="28"/>
-        </w:rPr>
-      </w:pPr>
+        <w:jc w:val="both"/>
+        <w:rPr>
+          <w:sz w:val="28"/>
+          <w:szCs w:val="28"/>
+        </w:rPr>
+      </w:pPr>
+      <w:r>
+        <w:rPr>
+          <w:sz w:val="28"/>
+          <w:szCs w:val="28"/>
+        </w:rPr>
+        <w:t xml:space="preserve">Работа программы основана на применении потоков </w:t>
+      </w:r>
+      <w:proofErr w:type="spellStart"/>
+      <w:r>
+        <w:rPr>
+          <w:sz w:val="28"/>
+          <w:szCs w:val="28"/>
+        </w:rPr>
+        <w:t>Stream</w:t>
+      </w:r>
+      <w:proofErr w:type="spellEnd"/>
+      <w:r>
+        <w:rPr>
+          <w:sz w:val="28"/>
+          <w:szCs w:val="28"/>
+        </w:rPr>
+        <w:t xml:space="preserve">, позволяющих выполнять фильтрацию, преобразование и агрегацию данных в функциональном стиле. Использование лямбда-выражений сделало реализацию компактной и наглядной, а комбинация операций </w:t>
+      </w:r>
+      <w:proofErr w:type="spellStart"/>
+      <w:r>
+        <w:rPr>
+          <w:sz w:val="28"/>
+          <w:szCs w:val="28"/>
+        </w:rPr>
+        <w:t>map</w:t>
+      </w:r>
+      <w:proofErr w:type="spellEnd"/>
+      <w:r>
+        <w:rPr>
+          <w:sz w:val="28"/>
+          <w:szCs w:val="28"/>
+        </w:rPr>
+        <w:t xml:space="preserve">, </w:t>
+      </w:r>
+      <w:proofErr w:type="spellStart"/>
+      <w:r>
+        <w:rPr>
+          <w:sz w:val="28"/>
+          <w:szCs w:val="28"/>
+        </w:rPr>
+        <w:t>filter</w:t>
+      </w:r>
+      <w:proofErr w:type="spellEnd"/>
+      <w:r>
+        <w:rPr>
+          <w:sz w:val="28"/>
+          <w:szCs w:val="28"/>
+        </w:rPr>
+        <w:t xml:space="preserve"> и </w:t>
+      </w:r>
+      <w:proofErr w:type="spellStart"/>
+      <w:r>
+        <w:rPr>
+          <w:sz w:val="28"/>
+          <w:szCs w:val="28"/>
+        </w:rPr>
+        <w:t>sum</w:t>
+      </w:r>
+      <w:proofErr w:type="spellEnd"/>
+      <w:r>
+        <w:rPr>
+          <w:sz w:val="28"/>
+          <w:szCs w:val="28"/>
+        </w:rPr>
+        <w:t xml:space="preserve"> продемонстрировала возможности параллельной и последовательной обработки данных. Таким образом, в ходе лабораторной работы были закреплены навыки работы с потоками в </w:t>
+      </w:r>
+      <w:proofErr w:type="spellStart"/>
+      <w:r>
+        <w:rPr>
+          <w:sz w:val="28"/>
+          <w:szCs w:val="28"/>
+        </w:rPr>
+        <w:t>Kotlin</w:t>
+      </w:r>
+      <w:proofErr w:type="spellEnd"/>
+      <w:r>
+        <w:rPr>
+          <w:sz w:val="28"/>
+          <w:szCs w:val="28"/>
+        </w:rPr>
+        <w:t>, а также рассмотрены приёмы функциональной обработки коллекций в контексте многопоточного программирования.</w:t>
+      </w:r>
     </w:p>
     <w:p>
       <w:pPr>
@@ -1711,7 +2069,7 @@
           <w:szCs w:val="28"/>
         </w:rPr>
       </w:pPr>
-      <w:bookmarkStart w:id="5" w:name="_Toc209988482"/>
+      <w:bookmarkStart w:id="6" w:name="_Toc210309469"/>
       <w:r>
         <w:rPr>
           <w:b/>
@@ -1720,7 +2078,7 @@
           <w:szCs w:val="28"/>
         </w:rPr>
         <w:lastRenderedPageBreak/>
-        <w:t>2</w:t>
+        <w:t>3.</w:t>
       </w:r>
       <w:r>
         <w:rPr>
@@ -1740,7 +2098,7 @@
         </w:rPr>
         <w:t>Результат работы программы</w:t>
       </w:r>
-      <w:bookmarkEnd w:id="5"/>
+      <w:bookmarkEnd w:id="6"/>
     </w:p>
     <w:p>
       <w:pPr>
@@ -1989,7 +2347,7 @@
     <w:p>
       <w:pPr>
         <w:spacing w:line="360" w:lineRule="auto"/>
-        <w:ind w:firstLine="709"/>
+        <w:ind w:firstLine="560"/>
         <w:jc w:val="both"/>
         <w:outlineLvl w:val="0"/>
         <w:rPr>
@@ -2022,7 +2380,7 @@
           <w:szCs w:val="28"/>
         </w:rPr>
       </w:pPr>
-      <w:bookmarkStart w:id="6" w:name="_Toc209988483"/>
+      <w:bookmarkStart w:id="7" w:name="_Toc210309470"/>
       <w:r>
         <w:rPr>
           <w:b/>
@@ -2031,7 +2389,7 @@
           <w:szCs w:val="28"/>
         </w:rPr>
         <w:lastRenderedPageBreak/>
-        <w:t>3</w:t>
+        <w:t>4.</w:t>
       </w:r>
       <w:r>
         <w:rPr>
@@ -2049,9 +2407,129 @@
           <w:sz w:val="28"/>
           <w:szCs w:val="28"/>
         </w:rPr>
+        <w:t>Вывод</w:t>
+      </w:r>
+      <w:bookmarkEnd w:id="7"/>
+    </w:p>
+    <w:p>
+      <w:pPr>
+        <w:spacing w:line="360" w:lineRule="auto"/>
+        <w:ind w:firstLine="560"/>
+        <w:jc w:val="both"/>
+        <w:rPr>
+          <w:sz w:val="28"/>
+          <w:szCs w:val="28"/>
+        </w:rPr>
+      </w:pPr>
+      <w:r>
+        <w:rPr>
+          <w:sz w:val="28"/>
+          <w:szCs w:val="28"/>
+        </w:rPr>
+        <w:t xml:space="preserve">В результате выполнения лабораторной работы была создана программа на языке </w:t>
+      </w:r>
+      <w:proofErr w:type="spellStart"/>
+      <w:r>
+        <w:rPr>
+          <w:sz w:val="28"/>
+          <w:szCs w:val="28"/>
+        </w:rPr>
+        <w:t>Kotlin</w:t>
+      </w:r>
+      <w:proofErr w:type="spellEnd"/>
+      <w:r>
+        <w:rPr>
+          <w:sz w:val="28"/>
+          <w:szCs w:val="28"/>
+        </w:rPr>
+        <w:t>, которая демонстрирует применение потокового подхода к обработке данных. Реализованные функции позволили выполнять суммирование чисел, формирование информации об исполнителях и фильтрацию альбомов по количеству треков.</w:t>
+      </w:r>
+    </w:p>
+    <w:p>
+      <w:pPr>
+        <w:spacing w:line="360" w:lineRule="auto"/>
+        <w:ind w:firstLine="560"/>
+        <w:jc w:val="both"/>
+        <w:rPr>
+          <w:sz w:val="28"/>
+          <w:szCs w:val="28"/>
+        </w:rPr>
+      </w:pPr>
+      <w:r>
+        <w:rPr>
+          <w:sz w:val="28"/>
+          <w:szCs w:val="28"/>
+        </w:rPr>
+        <w:t>Работа показала, что использование потоков и функциональных операций значительно упрощает обработку коллекций и делает код более читаемым и удобным для сопровождения. Таким образом, поставленные задачи были успешно решены, а лабораторная работа помогла закрепить навыки многопоточного и функционального программирования.</w:t>
+      </w:r>
+    </w:p>
+    <w:p>
+      <w:pPr>
+        <w:spacing w:line="360" w:lineRule="auto"/>
+        <w:ind w:firstLine="560"/>
+        <w:jc w:val="both"/>
+        <w:rPr>
+          <w:b/>
+          <w:bCs/>
+          <w:sz w:val="28"/>
+          <w:szCs w:val="28"/>
+        </w:rPr>
+      </w:pPr>
+      <w:bookmarkStart w:id="8" w:name="_GoBack"/>
+      <w:bookmarkEnd w:id="8"/>
+      <w:r>
+        <w:rPr>
+          <w:b/>
+          <w:bCs/>
+          <w:sz w:val="28"/>
+          <w:szCs w:val="28"/>
+        </w:rPr>
+        <w:br w:type="page"/>
+      </w:r>
+    </w:p>
+    <w:p>
+      <w:pPr>
+        <w:spacing w:line="360" w:lineRule="auto"/>
+        <w:ind w:firstLine="560"/>
+        <w:jc w:val="both"/>
+        <w:outlineLvl w:val="0"/>
+        <w:rPr>
+          <w:b/>
+          <w:bCs/>
+          <w:sz w:val="28"/>
+          <w:szCs w:val="28"/>
+        </w:rPr>
+      </w:pPr>
+      <w:bookmarkStart w:id="9" w:name="_Toc210309471"/>
+      <w:r>
+        <w:rPr>
+          <w:b/>
+          <w:bCs/>
+          <w:sz w:val="28"/>
+          <w:szCs w:val="28"/>
+        </w:rPr>
+        <w:lastRenderedPageBreak/>
+        <w:t>5.</w:t>
+      </w:r>
+      <w:r>
+        <w:rPr>
+          <w:b/>
+          <w:bCs/>
+          <w:sz w:val="28"/>
+          <w:szCs w:val="28"/>
+        </w:rPr>
+        <w:t xml:space="preserve"> </w:t>
+      </w:r>
+      <w:r>
+        <w:rPr>
+          <w:b/>
+          <w:bCs/>
+          <w:sz w:val="28"/>
+          <w:szCs w:val="28"/>
+        </w:rPr>
         <w:t>Листинг с кодом программы</w:t>
       </w:r>
-      <w:bookmarkEnd w:id="6"/>
+      <w:bookmarkEnd w:id="9"/>
     </w:p>
     <w:p>
       <w:pPr>
@@ -5080,7 +5558,6 @@
   <w:style w:type="character" w:default="1" w:styleId="a0">
     <w:name w:val="Default Paragraph Font"/>
     <w:uiPriority w:val="1"/>
-    <w:semiHidden/>
     <w:unhideWhenUsed/>
   </w:style>
   <w:style w:type="table" w:default="1" w:styleId="a1">
